--- a/DOCS_DA_CONVERTIRE/stabile-legno-vandini.docx
+++ b/DOCS_DA_CONVERTIRE/stabile-legno-vandini.docx
@@ -18,19 +18,16 @@
     <w:p>
       <w:pPr>
         <w:jc w:val="center"/>
-        <w:rPr>
-          <w:noProof/>
-        </w:rPr>
       </w:pPr>
       <w:r>
         <w:rPr>
           <w:noProof/>
         </w:rPr>
         <w:drawing>
-          <wp:inline distT="0" distB="0" distL="0" distR="0" wp14:anchorId="31F8849A" wp14:editId="6F6A19C1">
+          <wp:inline distT="0" distB="0" distL="0" distR="0" wp14:anchorId="65887641" wp14:editId="4734193B">
             <wp:extent cx="1264920" cy="1615440"/>
             <wp:effectExtent l="0" t="0" r="0" b="3810"/>
-            <wp:docPr id="506423283" name="Immagine 1"/>
+            <wp:docPr id="140316602" name="Immagine 1"/>
             <wp:cNvGraphicFramePr>
               <a:graphicFrameLocks xmlns:a="http://schemas.openxmlformats.org/drawingml/2006/main" noChangeAspect="1"/>
             </wp:cNvGraphicFramePr>
@@ -38,11 +35,380 @@
               <a:graphicData uri="http://schemas.openxmlformats.org/drawingml/2006/picture">
                 <pic:pic xmlns:pic="http://schemas.openxmlformats.org/drawingml/2006/picture">
                   <pic:nvPicPr>
-                    <pic:cNvPr id="506423283" name="Immagine 506423283"/>
+                    <pic:cNvPr id="0" name="Picture 1"/>
+                    <pic:cNvPicPr>
+                      <a:picLocks noChangeAspect="1" noChangeArrowheads="1"/>
+                    </pic:cNvPicPr>
+                  </pic:nvPicPr>
+                  <pic:blipFill>
+                    <a:blip r:embed="rId5" cstate="print">
+                      <a:extLst>
+                        <a:ext uri="{28A0092B-C50C-407E-A947-70E740481C1C}">
+                          <a14:useLocalDpi xmlns:a14="http://schemas.microsoft.com/office/drawing/2010/main" val="0"/>
+                        </a:ext>
+                      </a:extLst>
+                    </a:blip>
+                    <a:srcRect/>
+                    <a:stretch>
+                      <a:fillRect/>
+                    </a:stretch>
+                  </pic:blipFill>
+                  <pic:spPr bwMode="auto">
+                    <a:xfrm>
+                      <a:off x="0" y="0"/>
+                      <a:ext cx="1264920" cy="1615440"/>
+                    </a:xfrm>
+                    <a:prstGeom prst="rect">
+                      <a:avLst/>
+                    </a:prstGeom>
+                    <a:noFill/>
+                    <a:ln>
+                      <a:noFill/>
+                    </a:ln>
+                  </pic:spPr>
+                </pic:pic>
+              </a:graphicData>
+            </a:graphic>
+          </wp:inline>
+        </w:drawing>
+      </w:r>
+    </w:p>
+    <w:p/>
+    <w:p>
+      <w:pPr>
+        <w:jc w:val="center"/>
+        <w:rPr>
+          <w:noProof/>
+        </w:rPr>
+      </w:pPr>
+      <w:r>
+        <w:rPr>
+          <w:noProof/>
+        </w:rPr>
+        <w:br/>
+      </w:r>
+      <w:r>
+        <w:rPr>
+          <w:noProof/>
+        </w:rPr>
+        <w:t>[</w:t>
+      </w:r>
+      <w:r>
+        <w:rPr>
+          <w:noProof/>
+        </w:rPr>
+        <w:t>SPLIT_BLOCK:</w:t>
+      </w:r>
+      <w:r>
+        <w:rPr>
+          <w:noProof/>
+        </w:rPr>
+        <w:t>stabile_vandini_Porto</w:t>
+      </w:r>
+      <w:r>
+        <w:rPr>
+          <w:noProof/>
+        </w:rPr>
+        <w:t>.jpg</w:t>
+      </w:r>
+      <w:r>
+        <w:rPr>
+          <w:noProof/>
+        </w:rPr>
+        <w:t>]</w:t>
+      </w:r>
+    </w:p>
+    <w:p>
+      <w:r>
+        <w:t>Realizzato con una struttura portante in legno (tecnologia X-</w:t>
+      </w:r>
+      <w:proofErr w:type="spellStart"/>
+      <w:r>
+        <w:t>Lam</w:t>
+      </w:r>
+      <w:proofErr w:type="spellEnd"/>
+      <w:r>
+        <w:t>), lo stabile si distingue per le sue elevate prestazioni energetiche e per l'uso di materiali naturali. Aldo Vandini ha voluto creare un "dialogo materico": il calore del legno all'interno e una facciata esterna che, pur essendo contemporanea, rispetta i ritmi e le proporzioni degli edifici bolognesi circostanti.</w:t>
+      </w:r>
+    </w:p>
+    <w:p>
+      <w:pPr>
+        <w:jc w:val="center"/>
+      </w:pPr>
+      <w:r>
+        <w:rPr>
+          <w:noProof/>
+        </w:rPr>
+        <w:drawing>
+          <wp:inline distT="0" distB="0" distL="0" distR="0" wp14:anchorId="2AB77012" wp14:editId="5AA170A5">
+            <wp:extent cx="2895600" cy="1584960"/>
+            <wp:effectExtent l="0" t="0" r="0" b="0"/>
+            <wp:docPr id="43575862" name="Immagine 2"/>
+            <wp:cNvGraphicFramePr>
+              <a:graphicFrameLocks xmlns:a="http://schemas.openxmlformats.org/drawingml/2006/main" noChangeAspect="1"/>
+            </wp:cNvGraphicFramePr>
+            <a:graphic xmlns:a="http://schemas.openxmlformats.org/drawingml/2006/main">
+              <a:graphicData uri="http://schemas.openxmlformats.org/drawingml/2006/picture">
+                <pic:pic xmlns:pic="http://schemas.openxmlformats.org/drawingml/2006/picture">
+                  <pic:nvPicPr>
+                    <pic:cNvPr id="0" name="Picture 2"/>
+                    <pic:cNvPicPr>
+                      <a:picLocks noChangeAspect="1" noChangeArrowheads="1"/>
+                    </pic:cNvPicPr>
+                  </pic:nvPicPr>
+                  <pic:blipFill>
+                    <a:blip r:embed="rId6">
+                      <a:extLst>
+                        <a:ext uri="{28A0092B-C50C-407E-A947-70E740481C1C}">
+                          <a14:useLocalDpi xmlns:a14="http://schemas.microsoft.com/office/drawing/2010/main" val="0"/>
+                        </a:ext>
+                      </a:extLst>
+                    </a:blip>
+                    <a:srcRect/>
+                    <a:stretch>
+                      <a:fillRect/>
+                    </a:stretch>
+                  </pic:blipFill>
+                  <pic:spPr bwMode="auto">
+                    <a:xfrm>
+                      <a:off x="0" y="0"/>
+                      <a:ext cx="2895600" cy="1584960"/>
+                    </a:xfrm>
+                    <a:prstGeom prst="rect">
+                      <a:avLst/>
+                    </a:prstGeom>
+                    <a:noFill/>
+                    <a:ln>
+                      <a:noFill/>
+                    </a:ln>
+                  </pic:spPr>
+                </pic:pic>
+              </a:graphicData>
+            </a:graphic>
+          </wp:inline>
+        </w:drawing>
+      </w:r>
+    </w:p>
+    <w:p>
+      <w:pPr>
+        <w:jc w:val="center"/>
+        <w:rPr>
+          <w:noProof/>
+          <w:u w:val="single"/>
+        </w:rPr>
+      </w:pPr>
+      <w:r>
+        <w:rPr>
+          <w:noProof/>
+        </w:rPr>
+        <w:t>[</w:t>
+      </w:r>
+      <w:r>
+        <w:rPr>
+          <w:noProof/>
+        </w:rPr>
+        <w:t>SPLIT_BLOCK:</w:t>
+      </w:r>
+      <w:r>
+        <w:rPr>
+          <w:noProof/>
+        </w:rPr>
+        <w:t xml:space="preserve"> </w:t>
+      </w:r>
+      <w:r>
+        <w:rPr>
+          <w:noProof/>
+        </w:rPr>
+        <w:t>tecnologia-X-Lam</w:t>
+      </w:r>
+      <w:r>
+        <w:rPr>
+          <w:noProof/>
+        </w:rPr>
+        <w:t>.jpg</w:t>
+      </w:r>
+      <w:r>
+        <w:rPr>
+          <w:noProof/>
+          <w:u w:val="single"/>
+        </w:rPr>
+        <w:t>]</w:t>
+      </w:r>
+    </w:p>
+    <w:p/>
+    <w:p>
+      <w:r>
+        <w:t>{</w:t>
+      </w:r>
+      <w:r>
+        <w:rPr>
+          <w:i/>
+          <w:iCs/>
+        </w:rPr>
+        <w:t>sostituire questa frase delimitata dalle parentesi graffe</w:t>
+      </w:r>
+      <w:r>
+        <w:rPr>
+          <w:i/>
+          <w:iCs/>
+        </w:rPr>
+        <w:t xml:space="preserve"> (compreso le parentesi graffe)</w:t>
+      </w:r>
+      <w:r>
+        <w:rPr>
+          <w:i/>
+          <w:iCs/>
+        </w:rPr>
+        <w:t xml:space="preserve"> con il testo del documento che deve essere messo </w:t>
+      </w:r>
+      <w:r>
+        <w:rPr>
+          <w:i/>
+          <w:iCs/>
+        </w:rPr>
+        <w:t>fra la seconda</w:t>
+      </w:r>
+      <w:r>
+        <w:rPr>
+          <w:i/>
+          <w:iCs/>
+        </w:rPr>
+        <w:t xml:space="preserve"> </w:t>
+      </w:r>
+      <w:r>
+        <w:rPr>
+          <w:i/>
+          <w:iCs/>
+        </w:rPr>
+        <w:t>e la terza</w:t>
+      </w:r>
+      <w:r>
+        <w:rPr>
+          <w:i/>
+          <w:iCs/>
+        </w:rPr>
+        <w:t xml:space="preserve"> immagine</w:t>
+      </w:r>
+      <w:r>
+        <w:t>}</w:t>
+      </w:r>
+    </w:p>
+    <w:p/>
+    <w:p>
+      <w:r>
+        <w:t>{</w:t>
+      </w:r>
+      <w:r>
+        <w:rPr>
+          <w:i/>
+          <w:iCs/>
+        </w:rPr>
+        <w:t>I</w:t>
+      </w:r>
+      <w:r>
+        <w:rPr>
+          <w:i/>
+          <w:iCs/>
+        </w:rPr>
+        <w:t xml:space="preserve">nserire la </w:t>
+      </w:r>
+      <w:r>
+        <w:rPr>
+          <w:i/>
+          <w:iCs/>
+        </w:rPr>
+        <w:t>terza</w:t>
+      </w:r>
+      <w:r>
+        <w:rPr>
+          <w:i/>
+          <w:iCs/>
+        </w:rPr>
+        <w:t xml:space="preserve"> immagine in formato jpg</w:t>
+      </w:r>
+      <w:r>
+        <w:rPr>
+          <w:i/>
+          <w:iCs/>
+        </w:rPr>
+        <w:t xml:space="preserve"> al posto della immagine template.</w:t>
+      </w:r>
+      <w:r>
+        <w:rPr>
+          <w:i/>
+          <w:iCs/>
+        </w:rPr>
+        <w:br/>
+        <w:t xml:space="preserve">fate attenzione a non cancellare la riga di SPLIT, e riportare il nome dell’immagine fra il carattere “:” ed il carattere “]”. Questo nome della immagine non necessariamente deve </w:t>
+      </w:r>
+      <w:r>
+        <w:rPr>
+          <w:i/>
+          <w:iCs/>
+        </w:rPr>
+        <w:lastRenderedPageBreak/>
+        <w:t xml:space="preserve">essere quello dell’immagine che avete inserito. Il nome che riportate non deve contenere spazi o caratteri speciali. Quando completata l’operazione cancellate queste frasi </w:t>
+      </w:r>
+      <w:r>
+        <w:rPr>
+          <w:i/>
+          <w:iCs/>
+        </w:rPr>
+        <w:t>delimitat</w:t>
+      </w:r>
+      <w:r>
+        <w:rPr>
+          <w:i/>
+          <w:iCs/>
+        </w:rPr>
+        <w:t>e</w:t>
+      </w:r>
+      <w:r>
+        <w:rPr>
+          <w:i/>
+          <w:iCs/>
+        </w:rPr>
+        <w:t xml:space="preserve"> dalle parentesi graffe</w:t>
+      </w:r>
+      <w:r>
+        <w:rPr>
+          <w:i/>
+          <w:iCs/>
+        </w:rPr>
+        <w:t>, compreso le parentesi graffe</w:t>
+      </w:r>
+      <w:r>
+        <w:t>}</w:t>
+      </w:r>
+    </w:p>
+    <w:p>
+      <w:pPr>
+        <w:jc w:val="center"/>
+        <w:rPr>
+          <w:noProof/>
+        </w:rPr>
+      </w:pPr>
+      <w:r>
+        <w:rPr>
+          <w:noProof/>
+        </w:rPr>
+        <w:drawing>
+          <wp:inline distT="0" distB="0" distL="0" distR="0" wp14:anchorId="1BD50BB0" wp14:editId="572E2D50">
+            <wp:extent cx="2032909" cy="1054100"/>
+            <wp:effectExtent l="0" t="0" r="5715" b="0"/>
+            <wp:docPr id="953283227" name="Immagine 1"/>
+            <wp:cNvGraphicFramePr>
+              <a:graphicFrameLocks xmlns:a="http://schemas.openxmlformats.org/drawingml/2006/main" noChangeAspect="1"/>
+            </wp:cNvGraphicFramePr>
+            <a:graphic xmlns:a="http://schemas.openxmlformats.org/drawingml/2006/main">
+              <a:graphicData uri="http://schemas.openxmlformats.org/drawingml/2006/picture">
+                <pic:pic xmlns:pic="http://schemas.openxmlformats.org/drawingml/2006/picture">
+                  <pic:nvPicPr>
+                    <pic:cNvPr id="1556390257" name="Immagine 1556390257"/>
                     <pic:cNvPicPr/>
                   </pic:nvPicPr>
                   <pic:blipFill>
-                    <a:blip r:embed="rId5" cstate="print">
+                    <a:blip r:embed="rId7">
                       <a:extLst>
                         <a:ext uri="{28A0092B-C50C-407E-A947-70E740481C1C}">
                           <a14:useLocalDpi xmlns:a14="http://schemas.microsoft.com/office/drawing/2010/main" val="0"/>
@@ -56,7 +422,7 @@
                   <pic:spPr>
                     <a:xfrm>
                       <a:off x="0" y="0"/>
-                      <a:ext cx="1264920" cy="1615440"/>
+                      <a:ext cx="2041990" cy="1058809"/>
                     </a:xfrm>
                     <a:prstGeom prst="rect">
                       <a:avLst/>
@@ -69,47 +435,32 @@
         </w:drawing>
       </w:r>
       <w:r>
-        <w:rPr>
-          <w:noProof/>
-        </w:rPr>
         <w:br/>
       </w:r>
       <w:r>
         <w:rPr>
           <w:noProof/>
         </w:rPr>
-        <w:t>[</w:t>
-      </w:r>
-      <w:r>
-        <w:rPr>
-          <w:noProof/>
-        </w:rPr>
-        <w:t>SPLIT_BLOCK:</w:t>
-      </w:r>
-      <w:r>
-        <w:rPr>
-          <w:noProof/>
-        </w:rPr>
-        <w:t>stabile-legno-vandini-uno</w:t>
-      </w:r>
-      <w:r>
-        <w:rPr>
-          <w:noProof/>
+        <w:t>[SPLIT_BLOCK:</w:t>
+      </w:r>
+      <w:r>
+        <w:rPr>
+          <w:noProof/>
+        </w:rPr>
+        <w:t xml:space="preserve"> </w:t>
+      </w:r>
+      <w:r>
+        <w:rPr>
+          <w:noProof/>
+        </w:rPr>
+        <w:t>nome_immagine_tre.jpg</w:t>
+      </w:r>
+      <w:r>
+        <w:rPr>
+          <w:noProof/>
+          <w:u w:val="single"/>
         </w:rPr>
         <w:t>]</w:t>
-      </w:r>
-    </w:p>
-    <w:p>
-      <w:r>
-        <w:t>Realizzato con una struttura portante in legno (tecnologia X-</w:t>
-      </w:r>
-      <w:proofErr w:type="spellStart"/>
-      <w:r>
-        <w:t>Lam</w:t>
-      </w:r>
-      <w:proofErr w:type="spellEnd"/>
-      <w:r>
-        <w:t>), lo stabile si distingue per le sue elevate prestazioni energetiche e per l'uso di materiali naturali. Aldo Vandini ha voluto creare un "dialogo materico": il calore del legno all'interno e una facciata esterna che, pur essendo contemporanea, rispetta i ritmi e le proporzioni degli edifici bolognesi circostanti.</w:t>
       </w:r>
     </w:p>
     <w:p/>
@@ -122,6 +473,78 @@
           <w:i/>
           <w:iCs/>
         </w:rPr>
+        <w:t>sostituire questa frase delimitata dalle parentesi graffe</w:t>
+      </w:r>
+      <w:r>
+        <w:rPr>
+          <w:i/>
+          <w:iCs/>
+        </w:rPr>
+        <w:t xml:space="preserve"> (compreso le parentesi graffe)</w:t>
+      </w:r>
+      <w:r>
+        <w:rPr>
+          <w:i/>
+          <w:iCs/>
+        </w:rPr>
+        <w:t xml:space="preserve"> con il testo del documento che deve essere messo </w:t>
+      </w:r>
+      <w:r>
+        <w:rPr>
+          <w:i/>
+          <w:iCs/>
+        </w:rPr>
+        <w:t xml:space="preserve">fra la </w:t>
+      </w:r>
+      <w:r>
+        <w:rPr>
+          <w:i/>
+          <w:iCs/>
+        </w:rPr>
+        <w:t>terza</w:t>
+      </w:r>
+      <w:r>
+        <w:rPr>
+          <w:i/>
+          <w:iCs/>
+        </w:rPr>
+        <w:t xml:space="preserve"> </w:t>
+      </w:r>
+      <w:r>
+        <w:rPr>
+          <w:i/>
+          <w:iCs/>
+        </w:rPr>
+        <w:t xml:space="preserve">e la </w:t>
+      </w:r>
+      <w:r>
+        <w:rPr>
+          <w:i/>
+          <w:iCs/>
+        </w:rPr>
+        <w:t>quarta</w:t>
+      </w:r>
+      <w:r>
+        <w:rPr>
+          <w:i/>
+          <w:iCs/>
+        </w:rPr>
+        <w:t xml:space="preserve"> immagine</w:t>
+      </w:r>
+      <w:r>
+        <w:t>}</w:t>
+      </w:r>
+    </w:p>
+    <w:p/>
+    <w:p>
+      <w:r>
+        <w:t>{</w:t>
+      </w:r>
+      <w:r>
+        <w:rPr>
+          <w:i/>
+          <w:iCs/>
+        </w:rPr>
         <w:t>I</w:t>
       </w:r>
       <w:r>
@@ -136,7 +559,7 @@
           <w:i/>
           <w:iCs/>
         </w:rPr>
-        <w:t>seconda</w:t>
+        <w:t>quarta</w:t>
       </w:r>
       <w:r>
         <w:rPr>
@@ -197,19 +620,17 @@
         <w:jc w:val="center"/>
         <w:rPr>
           <w:noProof/>
-          <w:u w:val="single"/>
-        </w:rPr>
-      </w:pPr>
-      <w:r>
-        <w:rPr>
-          <w:noProof/>
-        </w:rPr>
-        <w:lastRenderedPageBreak/>
+        </w:rPr>
+      </w:pPr>
+      <w:r>
+        <w:rPr>
+          <w:noProof/>
+        </w:rPr>
         <w:drawing>
-          <wp:inline distT="0" distB="0" distL="0" distR="0" wp14:anchorId="4A0F86BD" wp14:editId="4360B0C4">
-            <wp:extent cx="6120130" cy="3903980"/>
-            <wp:effectExtent l="0" t="0" r="0" b="1270"/>
-            <wp:docPr id="855497182" name="Immagine 2"/>
+          <wp:inline distT="0" distB="0" distL="0" distR="0" wp14:anchorId="395F2B86" wp14:editId="131573E5">
+            <wp:extent cx="2032909" cy="1054100"/>
+            <wp:effectExtent l="0" t="0" r="5715" b="0"/>
+            <wp:docPr id="1539987511" name="Immagine 1"/>
             <wp:cNvGraphicFramePr>
               <a:graphicFrameLocks xmlns:a="http://schemas.openxmlformats.org/drawingml/2006/main" noChangeAspect="1"/>
             </wp:cNvGraphicFramePr>
@@ -217,11 +638,11 @@
               <a:graphicData uri="http://schemas.openxmlformats.org/drawingml/2006/picture">
                 <pic:pic xmlns:pic="http://schemas.openxmlformats.org/drawingml/2006/picture">
                   <pic:nvPicPr>
-                    <pic:cNvPr id="855497182" name="Immagine 855497182"/>
+                    <pic:cNvPr id="1556390257" name="Immagine 1556390257"/>
                     <pic:cNvPicPr/>
                   </pic:nvPicPr>
                   <pic:blipFill>
-                    <a:blip r:embed="rId6">
+                    <a:blip r:embed="rId7">
                       <a:extLst>
                         <a:ext uri="{28A0092B-C50C-407E-A947-70E740481C1C}">
                           <a14:useLocalDpi xmlns:a14="http://schemas.microsoft.com/office/drawing/2010/main" val="0"/>
@@ -235,7 +656,7 @@
                   <pic:spPr>
                     <a:xfrm>
                       <a:off x="0" y="0"/>
-                      <a:ext cx="6120130" cy="3903980"/>
+                      <a:ext cx="2041990" cy="1058809"/>
                     </a:xfrm>
                     <a:prstGeom prst="rect">
                       <a:avLst/>
@@ -254,13 +675,7 @@
         <w:rPr>
           <w:noProof/>
         </w:rPr>
-        <w:t>[</w:t>
-      </w:r>
-      <w:r>
-        <w:rPr>
-          <w:noProof/>
-        </w:rPr>
-        <w:t>SPLIT_BLOCK:</w:t>
+        <w:t>[SPLIT_BLOCK:</w:t>
       </w:r>
       <w:r>
         <w:rPr>
@@ -272,13 +687,7 @@
         <w:rPr>
           <w:noProof/>
         </w:rPr>
-        <w:t>nome_immagine_due</w:t>
-      </w:r>
-      <w:r>
-        <w:rPr>
-          <w:noProof/>
-        </w:rPr>
-        <w:t>.jpg</w:t>
+        <w:t>nome_immagine_quattro.jpg</w:t>
       </w:r>
       <w:r>
         <w:rPr>
@@ -286,22 +695,282 @@
           <w:u w:val="single"/>
         </w:rPr>
         <w:t>]</w:t>
+      </w:r>
+    </w:p>
+    <w:p/>
+    <w:p>
+      <w:r>
+        <w:t>{</w:t>
+      </w:r>
+      <w:r>
+        <w:rPr>
+          <w:i/>
+          <w:iCs/>
+        </w:rPr>
+        <w:t>sostituire questa frase delimitata dalle parentesi graffe</w:t>
+      </w:r>
+      <w:r>
+        <w:rPr>
+          <w:i/>
+          <w:iCs/>
+        </w:rPr>
+        <w:t xml:space="preserve"> (compreso le parentesi graffe)</w:t>
+      </w:r>
+      <w:r>
+        <w:rPr>
+          <w:i/>
+          <w:iCs/>
+        </w:rPr>
+        <w:t xml:space="preserve"> con il testo del documento che deve essere messo </w:t>
+      </w:r>
+      <w:r>
+        <w:rPr>
+          <w:i/>
+          <w:iCs/>
+        </w:rPr>
+        <w:t>fra la terza</w:t>
+      </w:r>
+      <w:r>
+        <w:rPr>
+          <w:i/>
+          <w:iCs/>
+        </w:rPr>
+        <w:t xml:space="preserve"> </w:t>
+      </w:r>
+      <w:r>
+        <w:rPr>
+          <w:i/>
+          <w:iCs/>
+        </w:rPr>
+        <w:t>e la quarta</w:t>
+      </w:r>
+      <w:r>
+        <w:rPr>
+          <w:i/>
+          <w:iCs/>
+        </w:rPr>
+        <w:t xml:space="preserve"> immagine</w:t>
+      </w:r>
+      <w:r>
+        <w:t>}</w:t>
+      </w:r>
+    </w:p>
+    <w:p/>
+    <w:p>
+      <w:r>
+        <w:t>{</w:t>
+      </w:r>
+      <w:r>
+        <w:rPr>
+          <w:i/>
+          <w:iCs/>
+        </w:rPr>
+        <w:t>I</w:t>
+      </w:r>
+      <w:r>
+        <w:rPr>
+          <w:i/>
+          <w:iCs/>
+        </w:rPr>
+        <w:t xml:space="preserve">nserire la </w:t>
+      </w:r>
+      <w:r>
+        <w:rPr>
+          <w:i/>
+          <w:iCs/>
+        </w:rPr>
+        <w:t>quinta</w:t>
+      </w:r>
+      <w:r>
+        <w:rPr>
+          <w:i/>
+          <w:iCs/>
+        </w:rPr>
+        <w:t xml:space="preserve"> immagine in formato jpg</w:t>
+      </w:r>
+      <w:r>
+        <w:rPr>
+          <w:i/>
+          <w:iCs/>
+        </w:rPr>
+        <w:t xml:space="preserve"> al posto della immagine template.</w:t>
+      </w:r>
+      <w:r>
+        <w:rPr>
+          <w:i/>
+          <w:iCs/>
+        </w:rPr>
+        <w:br/>
+        <w:t xml:space="preserve">fate attenzione a non cancellare la riga di SPLIT, e riportare il nome dell’immagine fra il carattere “:” ed il carattere “]”. Questo nome della immagine non necessariamente deve essere quello dell’immagine che avete inserito. Il nome che riportate non deve contenere spazi o caratteri speciali. Usate il carattere sottolineato “_” per spaziare le parole. Quando completata l’operazione cancellate queste frasi </w:t>
+      </w:r>
+      <w:r>
+        <w:rPr>
+          <w:i/>
+          <w:iCs/>
+        </w:rPr>
+        <w:t>delimitat</w:t>
+      </w:r>
+      <w:r>
+        <w:rPr>
+          <w:i/>
+          <w:iCs/>
+        </w:rPr>
+        <w:t>e</w:t>
+      </w:r>
+      <w:r>
+        <w:rPr>
+          <w:i/>
+          <w:iCs/>
+        </w:rPr>
+        <w:t xml:space="preserve"> dalle parentesi graffe</w:t>
+      </w:r>
+      <w:r>
+        <w:rPr>
+          <w:i/>
+          <w:iCs/>
+        </w:rPr>
+        <w:t>, compreso le parentesi graffe</w:t>
+      </w:r>
+      <w:r>
+        <w:t>}</w:t>
       </w:r>
     </w:p>
     <w:p>
-      <w:r>
-        <w:t xml:space="preserve">Nonostante l'aspetto solido e perfettamente integrato, la scelta del legno ha permesso una costruzione rapida e un impatto ambientale ridotto al minimo. È un edificio che "respira", capace di mantenere una temperatura ideale in ogni stagione senza sprechi energetici, dimostrando che </w:t>
-      </w:r>
-      <w:r>
-        <w:rPr>
+      <w:pPr>
+        <w:jc w:val="center"/>
+        <w:rPr>
+          <w:noProof/>
+        </w:rPr>
+      </w:pPr>
+      <w:r>
+        <w:rPr>
+          <w:noProof/>
+        </w:rPr>
+        <w:lastRenderedPageBreak/>
+        <w:drawing>
+          <wp:inline distT="0" distB="0" distL="0" distR="0" wp14:anchorId="7A36AE05" wp14:editId="1EBEF01A">
+            <wp:extent cx="2032909" cy="1054100"/>
+            <wp:effectExtent l="0" t="0" r="5715" b="0"/>
+            <wp:docPr id="1524115709" name="Immagine 1"/>
+            <wp:cNvGraphicFramePr>
+              <a:graphicFrameLocks xmlns:a="http://schemas.openxmlformats.org/drawingml/2006/main" noChangeAspect="1"/>
+            </wp:cNvGraphicFramePr>
+            <a:graphic xmlns:a="http://schemas.openxmlformats.org/drawingml/2006/main">
+              <a:graphicData uri="http://schemas.openxmlformats.org/drawingml/2006/picture">
+                <pic:pic xmlns:pic="http://schemas.openxmlformats.org/drawingml/2006/picture">
+                  <pic:nvPicPr>
+                    <pic:cNvPr id="1556390257" name="Immagine 1556390257"/>
+                    <pic:cNvPicPr/>
+                  </pic:nvPicPr>
+                  <pic:blipFill>
+                    <a:blip r:embed="rId7">
+                      <a:extLst>
+                        <a:ext uri="{28A0092B-C50C-407E-A947-70E740481C1C}">
+                          <a14:useLocalDpi xmlns:a14="http://schemas.microsoft.com/office/drawing/2010/main" val="0"/>
+                        </a:ext>
+                      </a:extLst>
+                    </a:blip>
+                    <a:stretch>
+                      <a:fillRect/>
+                    </a:stretch>
+                  </pic:blipFill>
+                  <pic:spPr>
+                    <a:xfrm>
+                      <a:off x="0" y="0"/>
+                      <a:ext cx="2041990" cy="1058809"/>
+                    </a:xfrm>
+                    <a:prstGeom prst="rect">
+                      <a:avLst/>
+                    </a:prstGeom>
+                  </pic:spPr>
+                </pic:pic>
+              </a:graphicData>
+            </a:graphic>
+          </wp:inline>
+        </w:drawing>
+      </w:r>
+      <w:r>
+        <w:br/>
+      </w:r>
+      <w:r>
+        <w:rPr>
+          <w:noProof/>
+        </w:rPr>
+        <w:t>[SPLIT_BLOCK:</w:t>
+      </w:r>
+      <w:r>
+        <w:rPr>
+          <w:noProof/>
+        </w:rPr>
+        <w:t xml:space="preserve"> </w:t>
+      </w:r>
+      <w:r>
+        <w:rPr>
+          <w:noProof/>
+        </w:rPr>
+        <w:t>nome_immagine_quinta.jpg</w:t>
+      </w:r>
+      <w:r>
+        <w:rPr>
+          <w:noProof/>
           <w:u w:val="single"/>
         </w:rPr>
-        <w:t>anche</w:t>
-      </w:r>
-      <w:r>
-        <w:t xml:space="preserve"> nel centro storico si può costruire guardando al futuro del pianeta.</w:t>
+        <w:t>]</w:t>
       </w:r>
     </w:p>
+    <w:p/>
+    <w:p>
+      <w:r>
+        <w:rPr>
+          <w:i/>
+          <w:iCs/>
+        </w:rPr>
+        <w:t>{ATTENZIONE: sono previste per ogni pagina cinque blocchi di testo e cinque immagini</w:t>
+      </w:r>
+      <w:r>
+        <w:rPr>
+          <w:i/>
+          <w:iCs/>
+        </w:rPr>
+        <w:br/>
+        <w:t xml:space="preserve">completata l’operazione cancellate queste frasi </w:t>
+      </w:r>
+      <w:r>
+        <w:rPr>
+          <w:i/>
+          <w:iCs/>
+        </w:rPr>
+        <w:t>delimitat</w:t>
+      </w:r>
+      <w:r>
+        <w:rPr>
+          <w:i/>
+          <w:iCs/>
+        </w:rPr>
+        <w:t>e</w:t>
+      </w:r>
+      <w:r>
+        <w:rPr>
+          <w:i/>
+          <w:iCs/>
+        </w:rPr>
+        <w:t xml:space="preserve"> dalle parentesi graffe</w:t>
+      </w:r>
+      <w:r>
+        <w:rPr>
+          <w:i/>
+          <w:iCs/>
+        </w:rPr>
+        <w:t>, compreso le parentesi graffe</w:t>
+      </w:r>
+      <w:r>
+        <w:t>}</w:t>
+      </w:r>
+    </w:p>
+    <w:p/>
+    <w:p/>
+    <w:p/>
+    <w:p/>
     <w:sectPr>
       <w:pgSz w:w="11906" w:h="16838"/>
       <w:pgMar w:top="1417" w:right="1134" w:bottom="1134" w:left="1134" w:header="708" w:footer="708" w:gutter="0"/>
@@ -1761,6 +2430,7 @@
   <w:style w:type="character" w:default="1" w:styleId="Carpredefinitoparagrafo">
     <w:name w:val="Default Paragraph Font"/>
     <w:uiPriority w:val="1"/>
+    <w:semiHidden/>
     <w:unhideWhenUsed/>
   </w:style>
   <w:style w:type="table" w:default="1" w:styleId="Tabellanormale">
